--- a/example_articles/us_region/Southwest/1.us_region_Southwest_Other_publisher.docx
+++ b/example_articles/us_region/Southwest/1.us_region_Southwest_Other_publisher.docx
@@ -31,17 +31,17 @@
     </w:p>
     <w:p>
       <w:r>
-        <w:t>Source File: Other publishers/Files (500) (22).DOCX</w:t>
+        <w:t>Source file: Other publishers/Files (500) (22).DOCX</w:t>
       </w:r>
     </w:p>
     <w:p>
       <w:r>
-        <w:t>Raw locations result: ['Texas', 'Southwest', 'Minnesota']</w:t>
+        <w:t>Raw locations result, 'locations': ['Texas', 'Southwest', 'Minnesota']</w:t>
       </w:r>
     </w:p>
     <w:p>
       <w:r>
-        <w:t>us_region_stand_flat (Standardized): Southwest</w:t>
+        <w:t>Standardized locations result, 'us_region_stand_flat': Southwest</w:t>
       </w:r>
     </w:p>
     <w:p>
